--- a/fixtures/real-layout/improvised/received-2026-06-26-form-2.docx
+++ b/fixtures/real-layout/improvised/received-2026-06-26-form-2.docx
@@ -684,7 +684,7 @@
               <w:t xml:space="preserve">Date submitted: </w:t>
             </w:r>
             <w:r>
-              <w:t xml:space="preserve"> 06/25/2026</w:t>
+              <w:t xml:space="preserve"> 06/24/2026</w:t>
             </w:r>
           </w:p>
         </w:tc>
@@ -716,7 +716,7 @@
               <w:t xml:space="preserve">Submitted By: </w:t>
             </w:r>
             <w:r>
-              <w:t xml:space="preserve"> Calla Quell</w:t>
+              <w:t xml:space="preserve"> Tobiah Vantongeren</w:t>
             </w:r>
           </w:p>
         </w:tc>
@@ -900,19 +900,19 @@
               <w:br/>
             </w:r>
             <w:r>
-              <w:t>121 Tamsin Lane</w:t>
+              <w:t>929 Juniper Mill Drive</w:t>
               <w:br/>
             </w:r>
             <w:r>
-              <w:t>Velmora Heights, NJ 07998</w:t>
+              <w:t>Westhallow, CT 06999</w:t>
               <w:br/>
             </w:r>
             <w:r>
-              <w:t>(201) 555-0159</w:t>
+              <w:t>(201) 555-0138</w:t>
               <w:br/>
             </w:r>
             <w:r>
-              <w:t>calla.quell@rxd.example</w:t>
+              <w:t>tobiah.vantongeren@rxd.example</w:t>
             </w:r>
           </w:p>
         </w:tc>
@@ -998,7 +998,7 @@
               </w:rPr>
             </w:pPr>
             <w:r>
-              <w:t>Delphine Thorne-Ames</w:t>
+              <w:t>Idris Halloway</w:t>
             </w:r>
           </w:p>
         </w:tc>
@@ -1092,7 +1092,7 @@
               </w:rPr>
             </w:pPr>
             <w:r>
-              <w:t>(201) 555-0165</w:t>
+              <w:t>(201) 555-0168</w:t>
             </w:r>
           </w:p>
         </w:tc>
@@ -1186,7 +1186,7 @@
               </w:rPr>
             </w:pPr>
             <w:r>
-              <w:t>delphine.thorne-ames@rxd.example</w:t>
+              <w:t>idris.halloway@rxd.example</w:t>
             </w:r>
           </w:p>
         </w:tc>
@@ -2352,7 +2352,7 @@
               <w:jc w:val="center"/>
             </w:pPr>
             <w:r>
-              <w:t>A383081</w:t>
+              <w:t>H159531</w:t>
             </w:r>
           </w:p>
         </w:tc>
@@ -2365,7 +2365,7 @@
               <w:jc w:val="center"/>
             </w:pPr>
             <w:r>
-              <w:t>6442V</w:t>
+              <w:t>1988U</w:t>
             </w:r>
           </w:p>
         </w:tc>
@@ -2424,7 +2424,7 @@
               <w:jc w:val="center"/>
             </w:pPr>
             <w:r>
-              <w:t>Juxjjjxjpyxetil 84mg Nghjfqkc</w:t>
+              <w:t>Ecimhgvkmirovnj 79mg Yhjmnlig</w:t>
             </w:r>
           </w:p>
         </w:tc>
@@ -2463,7 +2463,7 @@
               <w:jc w:val="center"/>
             </w:pPr>
             <w:r>
-              <w:t>F782437</w:t>
+              <w:t>H159531</w:t>
             </w:r>
           </w:p>
         </w:tc>
@@ -2476,7 +2476,7 @@
               <w:jc w:val="center"/>
             </w:pPr>
             <w:r>
-              <w:t>2251V</w:t>
+              <w:t>1988U</w:t>
             </w:r>
           </w:p>
         </w:tc>
@@ -2521,6 +2521,9 @@
                 <w:szCs w:val="22"/>
               </w:rPr>
             </w:pPr>
+            <w:r>
+              <w:t>6</w:t>
+            </w:r>
           </w:p>
         </w:tc>
         <w:tc>
@@ -2531,6 +2534,9 @@
             <w:pPr>
               <w:jc w:val="center"/>
             </w:pPr>
+            <w:r>
+              <w:t>Ecimhgvkmirovnj 79mg Yhjmnlig</w:t>
+            </w:r>
           </w:p>
         </w:tc>
         <w:tc>
@@ -2541,6 +2547,9 @@
             <w:pPr>
               <w:jc w:val="center"/>
             </w:pPr>
+            <w:r>
+              <w:t>FP</w:t>
+            </w:r>
           </w:p>
         </w:tc>
         <w:tc>
@@ -2551,6 +2560,9 @@
             <w:pPr>
               <w:jc w:val="center"/>
             </w:pPr>
+            <w:r>
+              <w:t>2</w:t>
+            </w:r>
           </w:p>
         </w:tc>
         <w:tc>
@@ -2561,6 +2573,9 @@
             <w:pPr>
               <w:jc w:val="center"/>
             </w:pPr>
+            <w:r>
+              <w:t>H159531</w:t>
+            </w:r>
           </w:p>
         </w:tc>
         <w:tc>
@@ -2571,6 +2586,9 @@
             <w:pPr>
               <w:jc w:val="center"/>
             </w:pPr>
+            <w:r>
+              <w:t>1988U</w:t>
+            </w:r>
           </w:p>
         </w:tc>
         <w:tc>
@@ -2581,6 +2599,9 @@
             <w:pPr>
               <w:jc w:val="center"/>
             </w:pPr>
+            <w:r>
+              <w:t>Average capsule weight</w:t>
+            </w:r>
           </w:p>
         </w:tc>
         <w:tc>
@@ -2611,6 +2632,9 @@
                 <w:szCs w:val="22"/>
               </w:rPr>
             </w:pPr>
+            <w:r>
+              <w:t>7</w:t>
+            </w:r>
           </w:p>
         </w:tc>
         <w:tc>
@@ -2621,6 +2645,9 @@
             <w:pPr>
               <w:jc w:val="center"/>
             </w:pPr>
+            <w:r>
+              <w:t>Ecimhgvkmirovnj 79mg Yhjmnlig</w:t>
+            </w:r>
           </w:p>
         </w:tc>
         <w:tc>
@@ -2631,6 +2658,9 @@
             <w:pPr>
               <w:jc w:val="center"/>
             </w:pPr>
+            <w:r>
+              <w:t>FP</w:t>
+            </w:r>
           </w:p>
         </w:tc>
         <w:tc>
@@ -2641,6 +2671,9 @@
             <w:pPr>
               <w:jc w:val="center"/>
             </w:pPr>
+            <w:r>
+              <w:t>2</w:t>
+            </w:r>
           </w:p>
         </w:tc>
         <w:tc>
@@ -2651,6 +2684,9 @@
             <w:pPr>
               <w:jc w:val="center"/>
             </w:pPr>
+            <w:r>
+              <w:t>A383081</w:t>
+            </w:r>
           </w:p>
         </w:tc>
         <w:tc>
@@ -2661,6 +2697,9 @@
             <w:pPr>
               <w:jc w:val="center"/>
             </w:pPr>
+            <w:r>
+              <w:t>6442V</w:t>
+            </w:r>
           </w:p>
         </w:tc>
         <w:tc>
@@ -2671,6 +2710,9 @@
             <w:pPr>
               <w:jc w:val="center"/>
             </w:pPr>
+            <w:r>
+              <w:t>Average capsule weight</w:t>
+            </w:r>
           </w:p>
         </w:tc>
         <w:tc>
@@ -2701,6 +2743,9 @@
                 <w:szCs w:val="22"/>
               </w:rPr>
             </w:pPr>
+            <w:r>
+              <w:t>8</w:t>
+            </w:r>
           </w:p>
         </w:tc>
         <w:tc>
@@ -2711,6 +2756,9 @@
             <w:pPr>
               <w:jc w:val="center"/>
             </w:pPr>
+            <w:r>
+              <w:t>Juxjjjxjpyxetil 84mg Nghjfqkc</w:t>
+            </w:r>
           </w:p>
         </w:tc>
         <w:tc>
@@ -2721,6 +2769,9 @@
             <w:pPr>
               <w:jc w:val="center"/>
             </w:pPr>
+            <w:r>
+              <w:t>FP</w:t>
+            </w:r>
           </w:p>
         </w:tc>
         <w:tc>
@@ -2731,6 +2782,9 @@
             <w:pPr>
               <w:jc w:val="center"/>
             </w:pPr>
+            <w:r>
+              <w:t>2</w:t>
+            </w:r>
           </w:p>
         </w:tc>
         <w:tc>
@@ -2741,6 +2795,9 @@
             <w:pPr>
               <w:jc w:val="center"/>
             </w:pPr>
+            <w:r>
+              <w:t>F782437</w:t>
+            </w:r>
           </w:p>
         </w:tc>
         <w:tc>
@@ -2751,6 +2808,9 @@
             <w:pPr>
               <w:jc w:val="center"/>
             </w:pPr>
+            <w:r>
+              <w:t>2251V</w:t>
+            </w:r>
           </w:p>
         </w:tc>
         <w:tc>
@@ -2761,6 +2821,9 @@
             <w:pPr>
               <w:jc w:val="center"/>
             </w:pPr>
+            <w:r>
+              <w:t>Average capsule weight</w:t>
+            </w:r>
           </w:p>
         </w:tc>
         <w:tc>
@@ -3253,7 +3316,35 @@
               <w:t>Comments:</w:t>
             </w:r>
             <w:r>
-              <w:t xml:space="preserve"> 3 x Sjtgdw</w:t>
+              <w:t xml:space="preserve"> 1 x Sjtgdw</w:t>
+              <w:br/>
+            </w:r>
+            <w:r>
+              <w:t>1 x Sjtgdw</w:t>
+              <w:br/>
+            </w:r>
+            <w:r>
+              <w:t>1 x Sjtgdw</w:t>
+              <w:br/>
+            </w:r>
+            <w:r>
+              <w:t>1 x Sjtgdw</w:t>
+              <w:br/>
+            </w:r>
+            <w:r>
+              <w:t>1 x Xsmmejc</w:t>
+              <w:br/>
+            </w:r>
+            <w:r>
+              <w:t>1 x Xsmmejc</w:t>
+              <w:br/>
+            </w:r>
+            <w:r>
+              <w:t>1 x Sjtgdw</w:t>
+              <w:br/>
+            </w:r>
+            <w:r>
+              <w:t>1 x Sjtgdw</w:t>
             </w:r>
           </w:p>
         </w:tc>

--- a/fixtures/real-layout/improvised/received-2026-06-26-form-2.docx
+++ b/fixtures/real-layout/improvised/received-2026-06-26-form-2.docx
@@ -684,7 +684,7 @@
               <w:t xml:space="preserve">Date submitted: </w:t>
             </w:r>
             <w:r>
-              <w:t xml:space="preserve"> 06/24/2026</w:t>
+              <w:t xml:space="preserve"> 06/25/2026</w:t>
             </w:r>
           </w:p>
         </w:tc>
@@ -716,7 +716,7 @@
               <w:t xml:space="preserve">Submitted By: </w:t>
             </w:r>
             <w:r>
-              <w:t xml:space="preserve"> Tobiah Vantongeren</w:t>
+              <w:t xml:space="preserve"> Idris Thorne-Ames</w:t>
             </w:r>
           </w:p>
         </w:tc>
@@ -900,19 +900,19 @@
               <w:br/>
             </w:r>
             <w:r>
-              <w:t>929 Juniper Mill Drive</w:t>
+              <w:t>754 Tamsin Lane</w:t>
               <w:br/>
             </w:r>
             <w:r>
-              <w:t>Westhallow, CT 06999</w:t>
+              <w:t>Orrin Bay, NY 14999</w:t>
               <w:br/>
             </w:r>
             <w:r>
-              <w:t>(201) 555-0138</w:t>
+              <w:t>(201) 555-0175</w:t>
               <w:br/>
             </w:r>
             <w:r>
-              <w:t>tobiah.vantongeren@rxd.example</w:t>
+              <w:t>idris.thorne-ames@rxd.example</w:t>
             </w:r>
           </w:p>
         </w:tc>
@@ -998,7 +998,7 @@
               </w:rPr>
             </w:pPr>
             <w:r>
-              <w:t>Idris Halloway</w:t>
+              <w:t>Maren Thorne-Ames</w:t>
             </w:r>
           </w:p>
         </w:tc>
@@ -1092,7 +1092,7 @@
               </w:rPr>
             </w:pPr>
             <w:r>
-              <w:t>(201) 555-0168</w:t>
+              <w:t>(201) 555-0172</w:t>
             </w:r>
           </w:p>
         </w:tc>
@@ -1186,7 +1186,7 @@
               </w:rPr>
             </w:pPr>
             <w:r>
-              <w:t>idris.halloway@rxd.example</w:t>
+              <w:t>maren.thorne-ames@rxd.example</w:t>
             </w:r>
           </w:p>
         </w:tc>
